--- a/超薄对射/3.电子设计相关/超薄正面对射电子设计说明书.docx
+++ b/超薄对射/3.电子设计相关/超薄正面对射电子设计说明书.docx
@@ -37,16 +37,15 @@
       <w:r>
         <w:t xml:space="preserve">1. </w:t>
       </w:r>
-      <w:proofErr w:type="spellStart"/>
       <w:r>
         <w:t>文档目的与适用范围</w:t>
       </w:r>
-      <w:proofErr w:type="spellEnd"/>
     </w:p>
     <w:p>
       <w:pPr>
         <w:pStyle w:val="a0"/>
         <w:rPr>
+          <w:rFonts w:hint="eastAsia"/>
           <w:lang w:eastAsia="zh-CN"/>
         </w:rPr>
       </w:pPr>
@@ -61,6 +60,7 @@
       <w:pPr>
         <w:pStyle w:val="a0"/>
         <w:rPr>
+          <w:rFonts w:hint="eastAsia"/>
           <w:lang w:eastAsia="zh-CN"/>
         </w:rPr>
       </w:pPr>
@@ -75,6 +75,7 @@
       <w:pPr>
         <w:pStyle w:val="a0"/>
         <w:rPr>
+          <w:rFonts w:hint="eastAsia"/>
           <w:lang w:eastAsia="zh-CN"/>
         </w:rPr>
       </w:pPr>
@@ -96,6 +97,7 @@
       <w:pPr>
         <w:pStyle w:val="a0"/>
         <w:rPr>
+          <w:rFonts w:hint="eastAsia"/>
           <w:lang w:eastAsia="zh-CN"/>
         </w:rPr>
       </w:pPr>
@@ -117,6 +119,7 @@
       <w:pPr>
         <w:pStyle w:val="a0"/>
         <w:rPr>
+          <w:rFonts w:hint="eastAsia"/>
           <w:lang w:eastAsia="zh-CN"/>
         </w:rPr>
       </w:pPr>
@@ -186,6 +189,7 @@
       <w:pPr>
         <w:pStyle w:val="a0"/>
         <w:rPr>
+          <w:rFonts w:hint="eastAsia"/>
           <w:lang w:eastAsia="zh-CN"/>
         </w:rPr>
       </w:pPr>
@@ -200,6 +204,7 @@
       <w:pPr>
         <w:pStyle w:val="a0"/>
         <w:rPr>
+          <w:rFonts w:hint="eastAsia"/>
           <w:lang w:eastAsia="zh-CN"/>
         </w:rPr>
       </w:pPr>
@@ -214,6 +219,7 @@
       <w:pPr>
         <w:pStyle w:val="a0"/>
         <w:rPr>
+          <w:rFonts w:hint="eastAsia"/>
           <w:lang w:eastAsia="zh-CN"/>
         </w:rPr>
       </w:pPr>
@@ -228,6 +234,7 @@
       <w:pPr>
         <w:pStyle w:val="a0"/>
         <w:rPr>
+          <w:rFonts w:hint="eastAsia"/>
           <w:lang w:eastAsia="zh-CN"/>
         </w:rPr>
       </w:pPr>
@@ -242,6 +249,7 @@
       <w:pPr>
         <w:pStyle w:val="a0"/>
         <w:rPr>
+          <w:rFonts w:hint="eastAsia"/>
           <w:lang w:eastAsia="zh-CN"/>
         </w:rPr>
       </w:pPr>
@@ -274,16 +282,15 @@
       <w:r>
         <w:t xml:space="preserve">3. </w:t>
       </w:r>
-      <w:proofErr w:type="spellStart"/>
       <w:r>
         <w:t>机械结构与板框尺寸</w:t>
       </w:r>
-      <w:proofErr w:type="spellEnd"/>
     </w:p>
     <w:p>
       <w:pPr>
         <w:pStyle w:val="a0"/>
         <w:rPr>
+          <w:rFonts w:hint="eastAsia"/>
           <w:lang w:eastAsia="zh-CN"/>
         </w:rPr>
       </w:pPr>
@@ -312,6 +319,7 @@
       <w:pPr>
         <w:pStyle w:val="a0"/>
         <w:rPr>
+          <w:rFonts w:hint="eastAsia"/>
           <w:lang w:eastAsia="zh-CN"/>
         </w:rPr>
       </w:pPr>
@@ -339,6 +347,7 @@
       <w:pPr>
         <w:pStyle w:val="a0"/>
         <w:rPr>
+          <w:rFonts w:hint="eastAsia"/>
           <w:lang w:eastAsia="zh-CN"/>
         </w:rPr>
       </w:pPr>
@@ -372,16 +381,15 @@
       <w:r>
         <w:t xml:space="preserve">4. </w:t>
       </w:r>
-      <w:proofErr w:type="spellStart"/>
       <w:r>
         <w:t>光学定位要求</w:t>
       </w:r>
-      <w:proofErr w:type="spellEnd"/>
     </w:p>
     <w:p>
       <w:pPr>
         <w:pStyle w:val="a0"/>
         <w:rPr>
+          <w:rFonts w:hint="eastAsia"/>
           <w:lang w:eastAsia="zh-CN"/>
         </w:rPr>
       </w:pPr>
@@ -396,6 +404,7 @@
       <w:pPr>
         <w:pStyle w:val="a0"/>
         <w:rPr>
+          <w:rFonts w:hint="eastAsia"/>
           <w:lang w:eastAsia="zh-CN"/>
         </w:rPr>
       </w:pPr>
@@ -408,20 +417,6 @@
     </w:p>
     <w:p>
       <w:pPr>
-        <w:pStyle w:val="a0"/>
-        <w:rPr>
-          <w:lang w:eastAsia="zh-CN"/>
-        </w:rPr>
-      </w:pPr>
-      <w:r>
-        <w:rPr>
-          <w:lang w:eastAsia="zh-CN"/>
-        </w:rPr>
-        <w:t>填写提示：透光孔尺寸、中心坐标、允许偏差、定位治具方法。</w:t>
-      </w:r>
-    </w:p>
-    <w:p>
-      <w:pPr>
         <w:pStyle w:val="1"/>
         <w:rPr>
           <w:rFonts w:eastAsia="宋体"/>
@@ -431,11 +426,9 @@
       <w:r>
         <w:t xml:space="preserve">5. </w:t>
       </w:r>
-      <w:proofErr w:type="spellStart"/>
       <w:r>
         <w:t>发射端设计</w:t>
       </w:r>
-      <w:proofErr w:type="spellEnd"/>
     </w:p>
     <w:p>
       <w:pPr>
@@ -504,6 +497,7 @@
       <w:pPr>
         <w:pStyle w:val="a0"/>
         <w:rPr>
+          <w:rFonts w:hint="eastAsia"/>
           <w:lang w:eastAsia="zh-CN"/>
         </w:rPr>
       </w:pPr>
@@ -518,6 +512,7 @@
       <w:pPr>
         <w:pStyle w:val="a0"/>
         <w:rPr>
+          <w:rFonts w:hint="eastAsia"/>
           <w:lang w:eastAsia="zh-CN"/>
         </w:rPr>
       </w:pPr>
@@ -532,30 +527,19 @@
       <w:pPr>
         <w:pStyle w:val="a0"/>
         <w:rPr>
-          <w:lang w:eastAsia="zh-CN"/>
-        </w:rPr>
-      </w:pPr>
-      <w:proofErr w:type="spellStart"/>
+          <w:rFonts w:hint="eastAsia"/>
+          <w:lang w:eastAsia="zh-CN"/>
+        </w:rPr>
+      </w:pPr>
       <w:r>
-        <w:t>高度限制：元件高度</w:t>
-      </w:r>
-      <w:proofErr w:type="spellEnd"/>
-      <w:r>
-        <w:t xml:space="preserve"> + PCB </w:t>
-      </w:r>
-      <w:proofErr w:type="spellStart"/>
-      <w:r>
-        <w:t>厚度</w:t>
-      </w:r>
-      <w:proofErr w:type="spellEnd"/>
-      <w:r>
-        <w:t xml:space="preserve"> &lt; 3 mm。</w:t>
+        <w:t>高度限制：元件高度 + PCB 厚度 &lt; 3 mm。</w:t>
       </w:r>
     </w:p>
     <w:p>
       <w:pPr>
         <w:pStyle w:val="a0"/>
         <w:rPr>
+          <w:rFonts w:hint="eastAsia"/>
           <w:lang w:eastAsia="zh-CN"/>
         </w:rPr>
       </w:pPr>
@@ -570,6 +554,7 @@
       <w:pPr>
         <w:pStyle w:val="a0"/>
         <w:rPr>
+          <w:rFonts w:hint="eastAsia"/>
           <w:lang w:eastAsia="zh-CN"/>
         </w:rPr>
       </w:pPr>
@@ -584,6 +569,7 @@
       <w:pPr>
         <w:pStyle w:val="a0"/>
         <w:rPr>
+          <w:rFonts w:hint="eastAsia"/>
           <w:lang w:eastAsia="zh-CN"/>
         </w:rPr>
       </w:pPr>
@@ -617,6 +603,7 @@
       <w:pPr>
         <w:pStyle w:val="a0"/>
         <w:rPr>
+          <w:rFonts w:hint="eastAsia"/>
           <w:lang w:eastAsia="zh-CN"/>
         </w:rPr>
       </w:pPr>
@@ -631,6 +618,7 @@
       <w:pPr>
         <w:pStyle w:val="a0"/>
         <w:rPr>
+          <w:rFonts w:hint="eastAsia"/>
           <w:lang w:eastAsia="zh-CN"/>
         </w:rPr>
       </w:pPr>
@@ -639,7 +627,6 @@
           <w:rFonts w:hint="eastAsia"/>
           <w:lang w:eastAsia="zh-CN"/>
         </w:rPr>
-        <w:lastRenderedPageBreak/>
         <w:t>外接</w:t>
       </w:r>
       <w:r>
@@ -658,13 +645,12 @@
         </w:rPr>
       </w:pPr>
       <w:r>
+        <w:lastRenderedPageBreak/>
         <w:t xml:space="preserve">6. </w:t>
       </w:r>
-      <w:proofErr w:type="spellStart"/>
       <w:r>
         <w:t>接收端设计</w:t>
       </w:r>
-      <w:proofErr w:type="spellEnd"/>
     </w:p>
     <w:p>
       <w:pPr>
@@ -733,6 +719,7 @@
       <w:pPr>
         <w:pStyle w:val="a0"/>
         <w:rPr>
+          <w:rFonts w:hint="eastAsia"/>
           <w:lang w:eastAsia="zh-CN"/>
         </w:rPr>
       </w:pPr>
@@ -747,6 +734,7 @@
       <w:pPr>
         <w:pStyle w:val="a0"/>
         <w:rPr>
+          <w:rFonts w:hint="eastAsia"/>
           <w:lang w:eastAsia="zh-CN"/>
         </w:rPr>
       </w:pPr>
@@ -809,6 +797,7 @@
       <w:pPr>
         <w:pStyle w:val="a0"/>
         <w:rPr>
+          <w:rFonts w:hint="eastAsia"/>
           <w:lang w:eastAsia="zh-CN"/>
         </w:rPr>
       </w:pPr>
@@ -837,6 +826,7 @@
       <w:pPr>
         <w:pStyle w:val="a0"/>
         <w:rPr>
+          <w:rFonts w:hint="eastAsia"/>
           <w:lang w:eastAsia="zh-CN"/>
         </w:rPr>
       </w:pPr>
@@ -851,6 +841,7 @@
       <w:pPr>
         <w:pStyle w:val="a0"/>
         <w:rPr>
+          <w:rFonts w:hint="eastAsia"/>
           <w:lang w:eastAsia="zh-CN"/>
         </w:rPr>
       </w:pPr>
@@ -912,6 +903,7 @@
       <w:pPr>
         <w:pStyle w:val="a0"/>
         <w:rPr>
+          <w:rFonts w:hint="eastAsia"/>
           <w:lang w:eastAsia="zh-CN"/>
         </w:rPr>
       </w:pPr>
@@ -933,24 +925,12 @@
       <w:pPr>
         <w:pStyle w:val="a0"/>
         <w:rPr>
-          <w:lang w:eastAsia="zh-CN"/>
-        </w:rPr>
-      </w:pPr>
-      <w:proofErr w:type="spellStart"/>
+          <w:rFonts w:hint="eastAsia"/>
+          <w:lang w:eastAsia="zh-CN"/>
+        </w:rPr>
+      </w:pPr>
       <w:r>
-        <w:t>高度限制：元件高度</w:t>
-      </w:r>
-      <w:proofErr w:type="spellEnd"/>
-      <w:r>
-        <w:t xml:space="preserve"> + PCB </w:t>
-      </w:r>
-      <w:proofErr w:type="spellStart"/>
-      <w:r>
-        <w:t>厚度</w:t>
-      </w:r>
-      <w:proofErr w:type="spellEnd"/>
-      <w:r>
-        <w:t xml:space="preserve"> &lt; 3 mm。</w:t>
+        <w:t>高度限制：元件高度 + PCB 厚度 &lt; 3 mm。</w:t>
       </w:r>
     </w:p>
     <w:p>
@@ -977,6 +957,7 @@
       <w:pPr>
         <w:pStyle w:val="a0"/>
         <w:rPr>
+          <w:rFonts w:hint="eastAsia"/>
           <w:lang w:eastAsia="zh-CN"/>
         </w:rPr>
       </w:pPr>
@@ -991,6 +972,7 @@
       <w:pPr>
         <w:pStyle w:val="a0"/>
         <w:rPr>
+          <w:rFonts w:hint="eastAsia"/>
           <w:lang w:eastAsia="zh-CN"/>
         </w:rPr>
       </w:pPr>
@@ -1005,6 +987,7 @@
       <w:pPr>
         <w:pStyle w:val="a0"/>
         <w:rPr>
+          <w:rFonts w:hint="eastAsia"/>
           <w:lang w:eastAsia="zh-CN"/>
         </w:rPr>
       </w:pPr>
@@ -1019,6 +1002,7 @@
       <w:pPr>
         <w:pStyle w:val="a0"/>
         <w:rPr>
+          <w:rFonts w:hint="eastAsia"/>
           <w:lang w:eastAsia="zh-CN"/>
         </w:rPr>
       </w:pPr>
@@ -1026,7 +1010,6 @@
         <w:rPr>
           <w:lang w:eastAsia="zh-CN"/>
         </w:rPr>
-        <w:lastRenderedPageBreak/>
         <w:t xml:space="preserve">最小方案：2路运放（LMV358AIDQ2/TR-HG )+1路输出+1个切换常开常闭 </w:t>
       </w:r>
     </w:p>
@@ -1034,6 +1017,7 @@
       <w:pPr>
         <w:pStyle w:val="a0"/>
         <w:rPr>
+          <w:rFonts w:hint="eastAsia"/>
           <w:lang w:eastAsia="zh-CN"/>
         </w:rPr>
       </w:pPr>
@@ -1041,6 +1025,7 @@
         <w:rPr>
           <w:lang w:eastAsia="zh-CN"/>
         </w:rPr>
+        <w:lastRenderedPageBreak/>
         <w:t>保底方案：2路运放（LMV358AIDQ2/TR-HG )+1路输出 NPN输出可以用双路NPN芯片或者2个NPN三极管，双路NPN的封装面积相比两个三极管的封装应该要小一些。</w:t>
       </w:r>
     </w:p>
@@ -1084,6 +1069,7 @@
       <w:pPr>
         <w:pStyle w:val="a0"/>
         <w:rPr>
+          <w:rFonts w:hint="eastAsia"/>
           <w:lang w:eastAsia="zh-CN"/>
         </w:rPr>
       </w:pPr>
@@ -1098,6 +1084,7 @@
       <w:pPr>
         <w:pStyle w:val="a0"/>
         <w:rPr>
+          <w:rFonts w:hint="eastAsia"/>
           <w:lang w:eastAsia="zh-CN"/>
         </w:rPr>
       </w:pPr>
@@ -1112,6 +1099,7 @@
       <w:pPr>
         <w:pStyle w:val="a0"/>
         <w:rPr>
+          <w:rFonts w:hint="eastAsia"/>
           <w:lang w:eastAsia="zh-CN"/>
         </w:rPr>
       </w:pPr>
@@ -1120,29 +1108,14 @@
           <w:rFonts w:hint="eastAsia"/>
           <w:lang w:eastAsia="zh-CN"/>
         </w:rPr>
-        <w:t>运放后级进</w:t>
-      </w:r>
-      <w:proofErr w:type="spellStart"/>
-      <w:r>
-        <w:rPr>
-          <w:rFonts w:hint="eastAsia"/>
-          <w:lang w:eastAsia="zh-CN"/>
-        </w:rPr>
-        <w:t>mcu</w:t>
-      </w:r>
-      <w:proofErr w:type="spellEnd"/>
-      <w:r>
-        <w:rPr>
-          <w:rFonts w:hint="eastAsia"/>
-          <w:lang w:eastAsia="zh-CN"/>
-        </w:rPr>
-        <w:t>信号走线也需最短，避免横跨大量电路导致信号异常，后续很难查错</w:t>
+        <w:t>运放后级进mcu信号走线也需最短，避免横跨大量电路导致信号异常，后续很难查错</w:t>
       </w:r>
     </w:p>
     <w:p>
       <w:pPr>
         <w:pStyle w:val="a0"/>
         <w:rPr>
+          <w:rFonts w:hint="eastAsia"/>
           <w:lang w:eastAsia="zh-CN"/>
         </w:rPr>
       </w:pPr>
@@ -1158,6 +1131,7 @@
       <w:pPr>
         <w:pStyle w:val="a0"/>
         <w:rPr>
+          <w:rFonts w:hint="eastAsia"/>
           <w:lang w:eastAsia="zh-CN"/>
         </w:rPr>
       </w:pPr>
@@ -1188,16 +1162,15 @@
       <w:r>
         <w:t xml:space="preserve">9. </w:t>
       </w:r>
-      <w:proofErr w:type="spellStart"/>
       <w:r>
         <w:t>高度、屏蔽与可靠性要求</w:t>
       </w:r>
-      <w:proofErr w:type="spellEnd"/>
     </w:p>
     <w:p>
       <w:pPr>
         <w:pStyle w:val="a0"/>
         <w:rPr>
+          <w:rFonts w:hint="eastAsia"/>
           <w:lang w:eastAsia="zh-CN"/>
         </w:rPr>
       </w:pPr>
@@ -1212,6 +1185,7 @@
       <w:pPr>
         <w:pStyle w:val="a0"/>
         <w:rPr>
+          <w:rFonts w:hint="eastAsia"/>
           <w:lang w:eastAsia="zh-CN"/>
         </w:rPr>
       </w:pPr>
@@ -1242,16 +1216,15 @@
       <w:r>
         <w:t xml:space="preserve">10. </w:t>
       </w:r>
-      <w:proofErr w:type="spellStart"/>
       <w:r>
         <w:t>测试板制作与验证流程</w:t>
       </w:r>
-      <w:proofErr w:type="spellEnd"/>
     </w:p>
     <w:p>
       <w:pPr>
         <w:pStyle w:val="a0"/>
         <w:rPr>
+          <w:rFonts w:hint="eastAsia"/>
           <w:lang w:eastAsia="zh-CN"/>
         </w:rPr>
       </w:pPr>
@@ -1266,6 +1239,7 @@
       <w:pPr>
         <w:pStyle w:val="a0"/>
         <w:rPr>
+          <w:rFonts w:hint="eastAsia"/>
           <w:lang w:eastAsia="zh-CN"/>
         </w:rPr>
       </w:pPr>
@@ -1283,16 +1257,15 @@
       <w:r>
         <w:t xml:space="preserve">11. </w:t>
       </w:r>
-      <w:proofErr w:type="spellStart"/>
       <w:r>
         <w:t>量产冻结检查表</w:t>
       </w:r>
-      <w:proofErr w:type="spellEnd"/>
     </w:p>
     <w:p>
       <w:pPr>
         <w:pStyle w:val="a0"/>
         <w:rPr>
+          <w:rFonts w:hint="eastAsia"/>
           <w:lang w:eastAsia="zh-CN"/>
         </w:rPr>
       </w:pPr>
@@ -1307,6 +1280,7 @@
       <w:pPr>
         <w:pStyle w:val="a0"/>
         <w:rPr>
+          <w:rFonts w:hint="eastAsia"/>
           <w:lang w:eastAsia="zh-CN"/>
         </w:rPr>
       </w:pPr>
@@ -1321,6 +1295,7 @@
       <w:pPr>
         <w:pStyle w:val="a0"/>
         <w:rPr>
+          <w:rFonts w:hint="eastAsia"/>
           <w:lang w:eastAsia="zh-CN"/>
         </w:rPr>
       </w:pPr>
@@ -1335,6 +1310,7 @@
       <w:pPr>
         <w:pStyle w:val="a0"/>
         <w:rPr>
+          <w:rFonts w:hint="eastAsia"/>
           <w:lang w:eastAsia="zh-CN"/>
         </w:rPr>
       </w:pPr>
@@ -1349,6 +1325,7 @@
       <w:pPr>
         <w:pStyle w:val="a0"/>
         <w:rPr>
+          <w:rFonts w:hint="eastAsia"/>
           <w:lang w:eastAsia="zh-CN"/>
         </w:rPr>
       </w:pPr>
@@ -1363,6 +1340,7 @@
       <w:pPr>
         <w:pStyle w:val="a0"/>
         <w:rPr>
+          <w:rFonts w:hint="eastAsia"/>
           <w:lang w:eastAsia="zh-CN"/>
         </w:rPr>
       </w:pPr>
@@ -1377,6 +1355,7 @@
       <w:pPr>
         <w:pStyle w:val="a0"/>
         <w:rPr>
+          <w:rFonts w:hint="eastAsia"/>
           <w:lang w:eastAsia="zh-CN"/>
         </w:rPr>
       </w:pPr>
@@ -1384,7 +1363,7 @@
         <w:rPr>
           <w:lang w:eastAsia="zh-CN"/>
         </w:rPr>
-        <w:t>□ 原理图、BOM、Gerber、贴装坐标和测试规范版本一致。</w:t>
+        <w:t>□ 原理图、BOM、Gerber、贴装坐标和测试版本一致。</w:t>
       </w:r>
     </w:p>
     <w:sectPr>
@@ -1409,6 +1388,9 @@
     <w:p>
       <w:pPr>
         <w:spacing w:after="0" w:line="240" w:lineRule="auto"/>
+        <w:rPr>
+          <w:rFonts w:hint="eastAsia"/>
+        </w:rPr>
       </w:pPr>
       <w:r>
         <w:separator/>
@@ -1419,6 +1401,9 @@
     <w:p>
       <w:pPr>
         <w:spacing w:after="0" w:line="240" w:lineRule="auto"/>
+        <w:rPr>
+          <w:rFonts w:hint="eastAsia"/>
+        </w:rPr>
       </w:pPr>
       <w:r>
         <w:continuationSeparator/>
@@ -1448,6 +1433,7 @@
       <w:pStyle w:val="a7"/>
       <w:jc w:val="center"/>
       <w:rPr>
+        <w:rFonts w:hint="eastAsia"/>
         <w:lang w:eastAsia="zh-CN"/>
       </w:rPr>
     </w:pPr>
@@ -1474,6 +1460,9 @@
     <w:p>
       <w:pPr>
         <w:spacing w:after="0" w:line="240" w:lineRule="auto"/>
+        <w:rPr>
+          <w:rFonts w:hint="eastAsia"/>
+        </w:rPr>
       </w:pPr>
       <w:r>
         <w:separator/>
@@ -1484,6 +1473,9 @@
     <w:p>
       <w:pPr>
         <w:spacing w:after="0" w:line="240" w:lineRule="auto"/>
+        <w:rPr>
+          <w:rFonts w:hint="eastAsia"/>
+        </w:rPr>
       </w:pPr>
       <w:r>
         <w:continuationSeparator/>
@@ -2497,6 +2489,7 @@
   <w:style w:type="character" w:default="1" w:styleId="a2">
     <w:name w:val="Default Paragraph Font"/>
     <w:uiPriority w:val="1"/>
+    <w:semiHidden/>
     <w:unhideWhenUsed/>
   </w:style>
   <w:style w:type="table" w:default="1" w:styleId="a3">
